--- a/Day-4/Case Study.docx
+++ b/Day-4/Case Study.docx
@@ -60,7 +60,21 @@
         <w:rPr>
           <w:lang w:val="en-IN"/>
         </w:rPr>
-        <w:t xml:space="preserve"> similar to Amazon/Flipkart.</w:t>
+        <w:t xml:space="preserve"> </w:t>
+      </w:r>
+      <w:proofErr w:type="gramStart"/>
+      <w:r>
+        <w:rPr>
+          <w:lang w:val="en-IN"/>
+        </w:rPr>
+        <w:t>similar to</w:t>
+      </w:r>
+      <w:proofErr w:type="gramEnd"/>
+      <w:r>
+        <w:rPr>
+          <w:lang w:val="en-IN"/>
+        </w:rPr>
+        <w:t xml:space="preserve"> Amazon/Flipkart.</w:t>
       </w:r>
     </w:p>
     <w:p>
@@ -172,7 +186,7 @@
           <w:lang w:val="en-IN"/>
         </w:rPr>
         <w:pict w14:anchorId="0B1ED55F">
-          <v:rect id="_x0000_i1043" style="width:0;height:1.5pt" o:hralign="center" o:hrstd="t" o:hr="t" fillcolor="#a0a0a0" stroked="f"/>
+          <v:rect id="_x0000_i1025" style="width:0;height:1.5pt" o:hralign="center" o:hrstd="t" o:hr="t" fillcolor="#a0a0a0" stroked="f"/>
         </w:pict>
       </w:r>
     </w:p>
@@ -207,7 +221,21 @@
         <w:rPr>
           <w:lang w:val="en-IN"/>
         </w:rPr>
-        <w:t>Dictionary&lt;int, Product&gt; → Store available products (Product Catalog)</w:t>
+        <w:t xml:space="preserve">Dictionary&lt;int, Product&gt; → Store available products (Product </w:t>
+      </w:r>
+      <w:proofErr w:type="spellStart"/>
+      <w:r>
+        <w:rPr>
+          <w:lang w:val="en-IN"/>
+        </w:rPr>
+        <w:t>Catalog</w:t>
+      </w:r>
+      <w:proofErr w:type="spellEnd"/>
+      <w:r>
+        <w:rPr>
+          <w:lang w:val="en-IN"/>
+        </w:rPr>
+        <w:t>)</w:t>
       </w:r>
     </w:p>
     <w:p>
@@ -224,7 +252,21 @@
         <w:rPr>
           <w:lang w:val="en-IN"/>
         </w:rPr>
-        <w:t>Dictionary&lt;int, int&gt; → Cart (ProductId → Quantity)</w:t>
+        <w:t>Dictionary&lt;int, int&gt; → Cart (</w:t>
+      </w:r>
+      <w:proofErr w:type="spellStart"/>
+      <w:r>
+        <w:rPr>
+          <w:lang w:val="en-IN"/>
+        </w:rPr>
+        <w:t>ProductId</w:t>
+      </w:r>
+      <w:proofErr w:type="spellEnd"/>
+      <w:r>
+        <w:rPr>
+          <w:lang w:val="en-IN"/>
+        </w:rPr>
+        <w:t xml:space="preserve"> → Quantity)</w:t>
       </w:r>
     </w:p>
     <w:p>
@@ -238,7 +280,7 @@
           <w:lang w:val="en-IN"/>
         </w:rPr>
         <w:pict w14:anchorId="38EC509D">
-          <v:rect id="_x0000_i1044" style="width:0;height:1.5pt" o:hralign="center" o:hrstd="t" o:hr="t" fillcolor="#a0a0a0" stroked="f"/>
+          <v:rect id="_x0000_i1026" style="width:0;height:1.5pt" o:hralign="center" o:hrstd="t" o:hr="t" fillcolor="#a0a0a0" stroked="f"/>
         </w:pict>
       </w:r>
     </w:p>
@@ -339,7 +381,7 @@
           <w:lang w:val="en-IN"/>
         </w:rPr>
         <w:pict w14:anchorId="5CDD6C3A">
-          <v:rect id="_x0000_i1045" style="width:0;height:1.5pt" o:hralign="center" o:hrstd="t" o:hr="t" fillcolor="#a0a0a0" stroked="f"/>
+          <v:rect id="_x0000_i1027" style="width:0;height:1.5pt" o:hralign="center" o:hrstd="t" o:hr="t" fillcolor="#a0a0a0" stroked="f"/>
         </w:pict>
       </w:r>
     </w:p>
@@ -384,15 +426,59 @@
           <w:lang w:val="en-IN"/>
         </w:rPr>
         <w:br/>
-        <w:t xml:space="preserve">    public int Id { get; set; }</w:t>
-      </w:r>
+        <w:t xml:space="preserve">    public int Id </w:t>
+      </w:r>
+      <w:proofErr w:type="gramStart"/>
+      <w:r>
+        <w:rPr>
+          <w:lang w:val="en-IN"/>
+        </w:rPr>
+        <w:t>{ get</w:t>
+      </w:r>
+      <w:proofErr w:type="gramEnd"/>
+      <w:r>
+        <w:rPr>
+          <w:lang w:val="en-IN"/>
+        </w:rPr>
+        <w:t>; set</w:t>
+      </w:r>
+      <w:proofErr w:type="gramStart"/>
+      <w:r>
+        <w:rPr>
+          <w:lang w:val="en-IN"/>
+        </w:rPr>
+        <w:t>; }</w:t>
+      </w:r>
+      <w:proofErr w:type="gramEnd"/>
       <w:r>
         <w:rPr>
           <w:lang w:val="en-IN"/>
         </w:rPr>
         <w:br/>
-        <w:t xml:space="preserve">    public string Name { get; set; }</w:t>
-      </w:r>
+        <w:t xml:space="preserve">    public string Name </w:t>
+      </w:r>
+      <w:proofErr w:type="gramStart"/>
+      <w:r>
+        <w:rPr>
+          <w:lang w:val="en-IN"/>
+        </w:rPr>
+        <w:t>{ get</w:t>
+      </w:r>
+      <w:proofErr w:type="gramEnd"/>
+      <w:r>
+        <w:rPr>
+          <w:lang w:val="en-IN"/>
+        </w:rPr>
+        <w:t>; set</w:t>
+      </w:r>
+      <w:proofErr w:type="gramStart"/>
+      <w:r>
+        <w:rPr>
+          <w:lang w:val="en-IN"/>
+        </w:rPr>
+        <w:t>; }</w:t>
+      </w:r>
+      <w:proofErr w:type="gramEnd"/>
       <w:r>
         <w:rPr>
           <w:lang w:val="en-IN"/>
@@ -404,8 +490,30 @@
           <w:lang w:val="en-IN"/>
         </w:rPr>
         <w:lastRenderedPageBreak/>
-        <w:t xml:space="preserve">    public double Price { get; set; }</w:t>
-      </w:r>
+        <w:t xml:space="preserve">    public double Price </w:t>
+      </w:r>
+      <w:proofErr w:type="gramStart"/>
+      <w:r>
+        <w:rPr>
+          <w:lang w:val="en-IN"/>
+        </w:rPr>
+        <w:t>{ get</w:t>
+      </w:r>
+      <w:proofErr w:type="gramEnd"/>
+      <w:r>
+        <w:rPr>
+          <w:lang w:val="en-IN"/>
+        </w:rPr>
+        <w:t>; set</w:t>
+      </w:r>
+      <w:proofErr w:type="gramStart"/>
+      <w:r>
+        <w:rPr>
+          <w:lang w:val="en-IN"/>
+        </w:rPr>
+        <w:t>; }</w:t>
+      </w:r>
+      <w:proofErr w:type="gramEnd"/>
       <w:r>
         <w:rPr>
           <w:lang w:val="en-IN"/>
@@ -417,15 +525,37 @@
           <w:lang w:val="en-IN"/>
         </w:rPr>
         <w:br/>
-        <w:t xml:space="preserve">    public Product(int id, string name, double price)</w:t>
+        <w:t xml:space="preserve">    public </w:t>
+      </w:r>
+      <w:proofErr w:type="gramStart"/>
+      <w:r>
+        <w:rPr>
+          <w:lang w:val="en-IN"/>
+        </w:rPr>
+        <w:t>Product(</w:t>
+      </w:r>
+      <w:proofErr w:type="gramEnd"/>
+      <w:r>
+        <w:rPr>
+          <w:lang w:val="en-IN"/>
+        </w:rPr>
+        <w:t>int id, string name, double price)</w:t>
       </w:r>
       <w:r>
         <w:rPr>
           <w:lang w:val="en-IN"/>
         </w:rPr>
         <w:br/>
-        <w:t xml:space="preserve">    {</w:t>
-      </w:r>
+        <w:t xml:space="preserve"> </w:t>
+      </w:r>
+      <w:proofErr w:type="gramStart"/>
+      <w:r>
+        <w:rPr>
+          <w:lang w:val="en-IN"/>
+        </w:rPr>
+        <w:t xml:space="preserve">   {</w:t>
+      </w:r>
+      <w:proofErr w:type="gramEnd"/>
       <w:r>
         <w:rPr>
           <w:lang w:val="en-IN"/>
@@ -452,8 +582,16 @@
           <w:lang w:val="en-IN"/>
         </w:rPr>
         <w:br/>
-        <w:t xml:space="preserve">    }</w:t>
-      </w:r>
+        <w:t xml:space="preserve">  </w:t>
+      </w:r>
+      <w:proofErr w:type="gramStart"/>
+      <w:r>
+        <w:rPr>
+          <w:lang w:val="en-IN"/>
+        </w:rPr>
+        <w:t xml:space="preserve">  }</w:t>
+      </w:r>
+      <w:proofErr w:type="gramEnd"/>
       <w:r>
         <w:rPr>
           <w:lang w:val="en-IN"/>
@@ -1383,6 +1521,7 @@
   <w:style w:type="character" w:default="1" w:styleId="DefaultParagraphFont">
     <w:name w:val="Default Paragraph Font"/>
     <w:uiPriority w:val="1"/>
+    <w:semiHidden/>
     <w:unhideWhenUsed/>
   </w:style>
   <w:style w:type="table" w:default="1" w:styleId="TableNormal">
